--- a/0-all/1-2025-2026/2-second-semester/1-G-1/5-week-5/4-worksheet/Computer Worksheet G1 W5.docx
+++ b/0-all/1-2025-2026/2-second-semester/1-G-1/5-week-5/4-worksheet/Computer Worksheet G1 W5.docx
@@ -256,7 +256,7 @@
                 <w:bCs/>
                 <w:lang w:bidi="ar-EG"/>
               </w:rPr>
-              <w:t>4</w:t>
+              <w:t>5</w:t>
             </w:r>
           </w:p>
         </w:tc>
@@ -430,7 +430,7 @@
           <w:sz w:val="36"/>
           <w:szCs w:val="36"/>
         </w:rPr>
-        <w:t>4</w:t>
+        <w:t>5</w:t>
       </w:r>
       <w:r>
         <w:rPr>
@@ -533,9 +533,9 @@
         <w:tblLook w:val="04A0" w:firstRow="1" w:lastRow="0" w:firstColumn="1" w:lastColumn="0" w:noHBand="0" w:noVBand="1"/>
       </w:tblPr>
       <w:tblGrid>
-        <w:gridCol w:w="5148"/>
-        <w:gridCol w:w="1350"/>
-        <w:gridCol w:w="4518"/>
+        <w:gridCol w:w="3794"/>
+        <w:gridCol w:w="2977"/>
+        <w:gridCol w:w="4245"/>
       </w:tblGrid>
       <w:tr>
         <w:trPr>
@@ -543,7 +543,7 @@
         </w:trPr>
         <w:tc>
           <w:tcPr>
-            <w:tcW w:w="5148" w:type="dxa"/>
+            <w:tcW w:w="3794" w:type="dxa"/>
             <w:vAlign w:val="center"/>
           </w:tcPr>
           <w:p>
@@ -566,13 +566,13 @@
                 <w:sz w:val="52"/>
                 <w:szCs w:val="52"/>
               </w:rPr>
-              <w:t>Empty Recycle Bin</w:t>
+              <w:t>Apps</w:t>
             </w:r>
           </w:p>
         </w:tc>
         <w:tc>
           <w:tcPr>
-            <w:tcW w:w="1350" w:type="dxa"/>
+            <w:tcW w:w="2977" w:type="dxa"/>
             <w:vAlign w:val="center"/>
           </w:tcPr>
           <w:p>
@@ -595,13 +595,13 @@
                 <w:sz w:val="52"/>
                 <w:szCs w:val="52"/>
               </w:rPr>
-              <w:t>PC</w:t>
+              <w:t>Files</w:t>
             </w:r>
           </w:p>
         </w:tc>
         <w:tc>
           <w:tcPr>
-            <w:tcW w:w="4518" w:type="dxa"/>
+            <w:tcW w:w="4245" w:type="dxa"/>
             <w:vAlign w:val="center"/>
           </w:tcPr>
           <w:p>
@@ -624,7 +624,7 @@
                 <w:sz w:val="52"/>
                 <w:szCs w:val="52"/>
               </w:rPr>
-              <w:t>Full Recycle Bin</w:t>
+              <w:t>Folders</w:t>
             </w:r>
           </w:p>
         </w:tc>
@@ -647,18 +647,18 @@
           <w:szCs w:val="36"/>
         </w:rPr>
         <w:drawing>
-          <wp:anchor distT="0" distB="0" distL="114300" distR="114300" simplePos="0" relativeHeight="251676672" behindDoc="0" locked="0" layoutInCell="1" allowOverlap="1" wp14:anchorId="4BEDB3EA" wp14:editId="11BD2FC5">
+          <wp:anchor distT="0" distB="0" distL="114300" distR="114300" simplePos="0" relativeHeight="251679744" behindDoc="0" locked="0" layoutInCell="1" allowOverlap="1" wp14:anchorId="7E7A058C" wp14:editId="0458EC95">
             <wp:simplePos x="0" y="0"/>
             <wp:positionH relativeFrom="column">
-              <wp:posOffset>218440</wp:posOffset>
+              <wp:posOffset>-45720</wp:posOffset>
             </wp:positionH>
             <wp:positionV relativeFrom="paragraph">
-              <wp:posOffset>35560</wp:posOffset>
+              <wp:posOffset>219075</wp:posOffset>
             </wp:positionV>
-            <wp:extent cx="2105025" cy="1762745"/>
-            <wp:effectExtent l="0" t="0" r="0" b="9525"/>
+            <wp:extent cx="3352165" cy="2392680"/>
+            <wp:effectExtent l="0" t="0" r="635" b="7620"/>
             <wp:wrapNone/>
-            <wp:docPr id="483628948" name="Picture 8"/>
+            <wp:docPr id="521353085" name="Picture 7"/>
             <wp:cNvGraphicFramePr>
               <a:graphicFrameLocks xmlns:a="http://schemas.openxmlformats.org/drawingml/2006/main" noChangeAspect="1"/>
             </wp:cNvGraphicFramePr>
@@ -666,7 +666,7 @@
               <a:graphicData uri="http://schemas.openxmlformats.org/drawingml/2006/picture">
                 <pic:pic xmlns:pic="http://schemas.openxmlformats.org/drawingml/2006/picture">
                   <pic:nvPicPr>
-                    <pic:cNvPr id="483628948" name="Picture 483628948"/>
+                    <pic:cNvPr id="521353085" name="Picture 521353085"/>
                     <pic:cNvPicPr/>
                   </pic:nvPicPr>
                   <pic:blipFill>
@@ -684,7 +684,7 @@
                   <pic:spPr>
                     <a:xfrm>
                       <a:off x="0" y="0"/>
-                      <a:ext cx="2105025" cy="1762745"/>
+                      <a:ext cx="3352165" cy="2392680"/>
                     </a:xfrm>
                     <a:prstGeom prst="rect">
                       <a:avLst/>
@@ -710,18 +710,18 @@
           <w:szCs w:val="36"/>
         </w:rPr>
         <w:drawing>
-          <wp:anchor distT="0" distB="0" distL="114300" distR="114300" simplePos="0" relativeHeight="251668480" behindDoc="0" locked="0" layoutInCell="1" allowOverlap="1" wp14:anchorId="32DA5FE6" wp14:editId="728C7A2D">
+          <wp:anchor distT="0" distB="0" distL="114300" distR="114300" simplePos="0" relativeHeight="251666432" behindDoc="0" locked="0" layoutInCell="1" allowOverlap="1" wp14:anchorId="5F69E438" wp14:editId="253CCA66">
             <wp:simplePos x="0" y="0"/>
             <wp:positionH relativeFrom="column">
-              <wp:posOffset>4791075</wp:posOffset>
+              <wp:posOffset>3489960</wp:posOffset>
             </wp:positionH>
             <wp:positionV relativeFrom="paragraph">
-              <wp:posOffset>45720</wp:posOffset>
+              <wp:posOffset>222250</wp:posOffset>
             </wp:positionV>
-            <wp:extent cx="1628775" cy="1638798"/>
-            <wp:effectExtent l="0" t="0" r="0" b="0"/>
+            <wp:extent cx="3427730" cy="2388870"/>
+            <wp:effectExtent l="0" t="0" r="1270" b="0"/>
             <wp:wrapNone/>
-            <wp:docPr id="1072601695" name="Picture 7"/>
+            <wp:docPr id="1010048428" name="Picture 5"/>
             <wp:cNvGraphicFramePr>
               <a:graphicFrameLocks xmlns:a="http://schemas.openxmlformats.org/drawingml/2006/main" noChangeAspect="1"/>
             </wp:cNvGraphicFramePr>
@@ -729,7 +729,7 @@
               <a:graphicData uri="http://schemas.openxmlformats.org/drawingml/2006/picture">
                 <pic:pic xmlns:pic="http://schemas.openxmlformats.org/drawingml/2006/picture">
                   <pic:nvPicPr>
-                    <pic:cNvPr id="1072601695" name="Picture 1072601695"/>
+                    <pic:cNvPr id="1010048428" name="Picture 1010048428"/>
                     <pic:cNvPicPr/>
                   </pic:nvPicPr>
                   <pic:blipFill>
@@ -747,7 +747,7 @@
                   <pic:spPr>
                     <a:xfrm>
                       <a:off x="0" y="0"/>
-                      <a:ext cx="1628775" cy="1638798"/>
+                      <a:ext cx="3427730" cy="2388870"/>
                     </a:xfrm>
                     <a:prstGeom prst="rect">
                       <a:avLst/>
@@ -785,61 +785,74 @@
         <mc:AlternateContent>
           <mc:Choice Requires="wps">
             <w:drawing>
-              <wp:anchor distT="0" distB="0" distL="114300" distR="114300" simplePos="0" relativeHeight="251641856" behindDoc="0" locked="0" layoutInCell="1" allowOverlap="1" wp14:anchorId="4304095E" wp14:editId="2278D80D">
+              <wp:anchor distT="0" distB="0" distL="114300" distR="114300" simplePos="0" relativeHeight="251665408" behindDoc="0" locked="0" layoutInCell="1" allowOverlap="1" wp14:anchorId="1BE3D7DA" wp14:editId="21C8F28A">
                 <wp:simplePos x="0" y="0"/>
                 <wp:positionH relativeFrom="column">
-                  <wp:posOffset>2581275</wp:posOffset>
+                  <wp:posOffset>2766060</wp:posOffset>
                 </wp:positionH>
                 <wp:positionV relativeFrom="paragraph">
-                  <wp:posOffset>4443730</wp:posOffset>
+                  <wp:posOffset>2647315</wp:posOffset>
                 </wp:positionV>
-                <wp:extent cx="2019300" cy="0"/>
-                <wp:effectExtent l="57150" t="38100" r="57150" b="95250"/>
+                <wp:extent cx="2034540" cy="609600"/>
+                <wp:effectExtent l="0" t="0" r="22860" b="19050"/>
                 <wp:wrapNone/>
-                <wp:docPr id="474673301" name="Straight Connector 9"/>
+                <wp:docPr id="328738449" name="Rectangle 8"/>
                 <wp:cNvGraphicFramePr/>
                 <a:graphic xmlns:a="http://schemas.openxmlformats.org/drawingml/2006/main">
                   <a:graphicData uri="http://schemas.microsoft.com/office/word/2010/wordprocessingShape">
                     <wps:wsp>
-                      <wps:cNvCnPr/>
+                      <wps:cNvSpPr/>
                       <wps:spPr>
                         <a:xfrm>
                           <a:off x="0" y="0"/>
-                          <a:ext cx="2019300" cy="0"/>
+                          <a:ext cx="2034540" cy="609600"/>
                         </a:xfrm>
-                        <a:prstGeom prst="line">
+                        <a:prstGeom prst="rect">
                           <a:avLst/>
                         </a:prstGeom>
+                        <a:solidFill>
+                          <a:schemeClr val="bg1"/>
+                        </a:solidFill>
+                        <a:ln>
+                          <a:solidFill>
+                            <a:schemeClr val="tx1"/>
+                          </a:solidFill>
+                        </a:ln>
                       </wps:spPr>
                       <wps:style>
-                        <a:lnRef idx="3">
-                          <a:schemeClr val="dk1"/>
+                        <a:lnRef idx="2">
+                          <a:schemeClr val="accent1">
+                            <a:shade val="15000"/>
+                          </a:schemeClr>
                         </a:lnRef>
-                        <a:fillRef idx="0">
-                          <a:schemeClr val="dk1"/>
+                        <a:fillRef idx="1">
+                          <a:schemeClr val="accent1"/>
                         </a:fillRef>
-                        <a:effectRef idx="2">
-                          <a:schemeClr val="dk1"/>
+                        <a:effectRef idx="0">
+                          <a:schemeClr val="accent1"/>
                         </a:effectRef>
                         <a:fontRef idx="minor">
-                          <a:schemeClr val="tx1"/>
+                          <a:schemeClr val="lt1"/>
                         </a:fontRef>
                       </wps:style>
-                      <wps:bodyPr/>
+                      <wps:bodyPr rot="0" spcFirstLastPara="0" vertOverflow="overflow" horzOverflow="overflow" vert="horz" wrap="square" lIns="91440" tIns="45720" rIns="91440" bIns="45720" numCol="1" spcCol="0" rtlCol="1" fromWordArt="0" anchor="ctr" anchorCtr="0" forceAA="0" compatLnSpc="1">
+                        <a:prstTxWarp prst="textNoShape">
+                          <a:avLst/>
+                        </a:prstTxWarp>
+                        <a:noAutofit/>
+                      </wps:bodyPr>
                     </wps:wsp>
                   </a:graphicData>
                 </a:graphic>
-                <wp14:sizeRelH relativeFrom="margin">
-                  <wp14:pctWidth>0</wp14:pctWidth>
-                </wp14:sizeRelH>
+                <wp14:sizeRelV relativeFrom="margin">
+                  <wp14:pctHeight>0</wp14:pctHeight>
+                </wp14:sizeRelV>
               </wp:anchor>
             </w:drawing>
           </mc:Choice>
           <mc:Fallback>
             <w:pict>
-              <v:line w14:anchorId="027E7872" id="Straight Connector 9" o:spid="_x0000_s1026" style="position:absolute;z-index:251641856;visibility:visible;mso-wrap-style:square;mso-width-percent:0;mso-wrap-distance-left:9pt;mso-wrap-distance-top:0;mso-wrap-distance-right:9pt;mso-wrap-distance-bottom:0;mso-position-horizontal:absolute;mso-position-horizontal-relative:text;mso-position-vertical:absolute;mso-position-vertical-relative:text;mso-width-percent:0;mso-width-relative:margin" from="203.25pt,349.9pt" to="362.25pt,349.9pt" o:gfxdata="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" strokecolor="black [3200]" strokeweight="3pt">
-                <v:shadow on="t" color="black" opacity="22937f" origin=",.5" offset="0,.63889mm"/>
-              </v:line>
+              <v:rect w14:anchorId="7EC062FB" id="Rectangle 8" o:spid="_x0000_s1026" style="position:absolute;left:0;text-align:left;margin-left:217.8pt;margin-top:208.45pt;width:160.2pt;height:48pt;z-index:251665408;visibility:visible;mso-wrap-style:square;mso-height-percent:0;mso-wrap-distance-left:9pt;mso-wrap-distance-top:0;mso-wrap-distance-right:9pt;mso-wrap-distance-bottom:0;mso-position-horizontal:absolute;mso-position-horizontal-relative:text;mso-position-vertical:absolute;mso-position-vertical-relative:text;mso-height-percent:0;mso-height-relative:margin;v-text-anchor:middle" o:gfxdata="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" fillcolor="white [3212]" strokecolor="black [3213]" strokeweight="2pt"/>
             </w:pict>
           </mc:Fallback>
         </mc:AlternateContent>
@@ -851,19 +864,183 @@
           <w:sz w:val="36"/>
           <w:szCs w:val="36"/>
         </w:rPr>
+        <mc:AlternateContent>
+          <mc:Choice Requires="wps">
+            <w:drawing>
+              <wp:anchor distT="0" distB="0" distL="114300" distR="114300" simplePos="0" relativeHeight="251681792" behindDoc="0" locked="0" layoutInCell="1" allowOverlap="1" wp14:anchorId="406965CE" wp14:editId="39F07B26">
+                <wp:simplePos x="0" y="0"/>
+                <wp:positionH relativeFrom="column">
+                  <wp:posOffset>4152900</wp:posOffset>
+                </wp:positionH>
+                <wp:positionV relativeFrom="paragraph">
+                  <wp:posOffset>140335</wp:posOffset>
+                </wp:positionV>
+                <wp:extent cx="2034540" cy="609600"/>
+                <wp:effectExtent l="0" t="0" r="22860" b="19050"/>
+                <wp:wrapNone/>
+                <wp:docPr id="1472758547" name="Rectangle 8"/>
+                <wp:cNvGraphicFramePr/>
+                <a:graphic xmlns:a="http://schemas.openxmlformats.org/drawingml/2006/main">
+                  <a:graphicData uri="http://schemas.microsoft.com/office/word/2010/wordprocessingShape">
+                    <wps:wsp>
+                      <wps:cNvSpPr/>
+                      <wps:spPr>
+                        <a:xfrm>
+                          <a:off x="0" y="0"/>
+                          <a:ext cx="2034540" cy="609600"/>
+                        </a:xfrm>
+                        <a:prstGeom prst="rect">
+                          <a:avLst/>
+                        </a:prstGeom>
+                        <a:solidFill>
+                          <a:schemeClr val="bg1"/>
+                        </a:solidFill>
+                        <a:ln>
+                          <a:solidFill>
+                            <a:schemeClr val="tx1"/>
+                          </a:solidFill>
+                        </a:ln>
+                      </wps:spPr>
+                      <wps:style>
+                        <a:lnRef idx="2">
+                          <a:schemeClr val="accent1">
+                            <a:shade val="15000"/>
+                          </a:schemeClr>
+                        </a:lnRef>
+                        <a:fillRef idx="1">
+                          <a:schemeClr val="accent1"/>
+                        </a:fillRef>
+                        <a:effectRef idx="0">
+                          <a:schemeClr val="accent1"/>
+                        </a:effectRef>
+                        <a:fontRef idx="minor">
+                          <a:schemeClr val="lt1"/>
+                        </a:fontRef>
+                      </wps:style>
+                      <wps:bodyPr rot="0" spcFirstLastPara="0" vertOverflow="overflow" horzOverflow="overflow" vert="horz" wrap="square" lIns="91440" tIns="45720" rIns="91440" bIns="45720" numCol="1" spcCol="0" rtlCol="1" fromWordArt="0" anchor="ctr" anchorCtr="0" forceAA="0" compatLnSpc="1">
+                        <a:prstTxWarp prst="textNoShape">
+                          <a:avLst/>
+                        </a:prstTxWarp>
+                        <a:noAutofit/>
+                      </wps:bodyPr>
+                    </wps:wsp>
+                  </a:graphicData>
+                </a:graphic>
+                <wp14:sizeRelV relativeFrom="margin">
+                  <wp14:pctHeight>0</wp14:pctHeight>
+                </wp14:sizeRelV>
+              </wp:anchor>
+            </w:drawing>
+          </mc:Choice>
+          <mc:Fallback>
+            <w:pict>
+              <v:rect w14:anchorId="0FA3F32B" id="Rectangle 8" o:spid="_x0000_s1026" style="position:absolute;left:0;text-align:left;margin-left:327pt;margin-top:11.05pt;width:160.2pt;height:48pt;z-index:251681792;visibility:visible;mso-wrap-style:square;mso-height-percent:0;mso-wrap-distance-left:9pt;mso-wrap-distance-top:0;mso-wrap-distance-right:9pt;mso-wrap-distance-bottom:0;mso-position-horizontal:absolute;mso-position-horizontal-relative:text;mso-position-vertical:absolute;mso-position-vertical-relative:text;mso-height-percent:0;mso-height-relative:margin;v-text-anchor:middle" o:gfxdata="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" fillcolor="white [3212]" strokecolor="black [3213]" strokeweight="2pt"/>
+            </w:pict>
+          </mc:Fallback>
+        </mc:AlternateContent>
+      </w:r>
+      <w:r>
+        <w:rPr>
+          <w:rFonts w:ascii="Lucida Bright" w:hAnsi="Lucida Bright"/>
+          <w:noProof/>
+          <w:sz w:val="36"/>
+          <w:szCs w:val="36"/>
+        </w:rPr>
+        <mc:AlternateContent>
+          <mc:Choice Requires="wps">
+            <w:drawing>
+              <wp:anchor distT="0" distB="0" distL="114300" distR="114300" simplePos="0" relativeHeight="251680768" behindDoc="0" locked="0" layoutInCell="1" allowOverlap="1" wp14:anchorId="0BA23DBA" wp14:editId="380B3EF7">
+                <wp:simplePos x="0" y="0"/>
+                <wp:positionH relativeFrom="column">
+                  <wp:posOffset>601980</wp:posOffset>
+                </wp:positionH>
+                <wp:positionV relativeFrom="paragraph">
+                  <wp:posOffset>140335</wp:posOffset>
+                </wp:positionV>
+                <wp:extent cx="2034540" cy="609600"/>
+                <wp:effectExtent l="0" t="0" r="22860" b="19050"/>
+                <wp:wrapNone/>
+                <wp:docPr id="1157052842" name="Rectangle 8"/>
+                <wp:cNvGraphicFramePr/>
+                <a:graphic xmlns:a="http://schemas.openxmlformats.org/drawingml/2006/main">
+                  <a:graphicData uri="http://schemas.microsoft.com/office/word/2010/wordprocessingShape">
+                    <wps:wsp>
+                      <wps:cNvSpPr/>
+                      <wps:spPr>
+                        <a:xfrm>
+                          <a:off x="0" y="0"/>
+                          <a:ext cx="2034540" cy="609600"/>
+                        </a:xfrm>
+                        <a:prstGeom prst="rect">
+                          <a:avLst/>
+                        </a:prstGeom>
+                        <a:solidFill>
+                          <a:schemeClr val="bg1"/>
+                        </a:solidFill>
+                        <a:ln>
+                          <a:solidFill>
+                            <a:schemeClr val="tx1"/>
+                          </a:solidFill>
+                        </a:ln>
+                      </wps:spPr>
+                      <wps:style>
+                        <a:lnRef idx="2">
+                          <a:schemeClr val="accent1">
+                            <a:shade val="15000"/>
+                          </a:schemeClr>
+                        </a:lnRef>
+                        <a:fillRef idx="1">
+                          <a:schemeClr val="accent1"/>
+                        </a:fillRef>
+                        <a:effectRef idx="0">
+                          <a:schemeClr val="accent1"/>
+                        </a:effectRef>
+                        <a:fontRef idx="minor">
+                          <a:schemeClr val="lt1"/>
+                        </a:fontRef>
+                      </wps:style>
+                      <wps:bodyPr rot="0" spcFirstLastPara="0" vertOverflow="overflow" horzOverflow="overflow" vert="horz" wrap="square" lIns="91440" tIns="45720" rIns="91440" bIns="45720" numCol="1" spcCol="0" rtlCol="1" fromWordArt="0" anchor="ctr" anchorCtr="0" forceAA="0" compatLnSpc="1">
+                        <a:prstTxWarp prst="textNoShape">
+                          <a:avLst/>
+                        </a:prstTxWarp>
+                        <a:noAutofit/>
+                      </wps:bodyPr>
+                    </wps:wsp>
+                  </a:graphicData>
+                </a:graphic>
+                <wp14:sizeRelV relativeFrom="margin">
+                  <wp14:pctHeight>0</wp14:pctHeight>
+                </wp14:sizeRelV>
+              </wp:anchor>
+            </w:drawing>
+          </mc:Choice>
+          <mc:Fallback>
+            <w:pict>
+              <v:rect w14:anchorId="31A5882C" id="Rectangle 8" o:spid="_x0000_s1026" style="position:absolute;left:0;text-align:left;margin-left:47.4pt;margin-top:11.05pt;width:160.2pt;height:48pt;z-index:251680768;visibility:visible;mso-wrap-style:square;mso-height-percent:0;mso-wrap-distance-left:9pt;mso-wrap-distance-top:0;mso-wrap-distance-right:9pt;mso-wrap-distance-bottom:0;mso-position-horizontal:absolute;mso-position-horizontal-relative:text;mso-position-vertical:absolute;mso-position-vertical-relative:text;mso-height-percent:0;mso-height-relative:margin;v-text-anchor:middle" o:gfxdata="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" fillcolor="white [3212]" strokecolor="black [3213]" strokeweight="2pt"/>
+            </w:pict>
+          </mc:Fallback>
+        </mc:AlternateContent>
+      </w:r>
+      <w:r>
+        <w:rPr>
+          <w:rFonts w:ascii="Lucida Bright" w:hAnsi="Lucida Bright"/>
+          <w:noProof/>
+          <w:sz w:val="36"/>
+          <w:szCs w:val="36"/>
+        </w:rPr>
         <w:drawing>
-          <wp:anchor distT="0" distB="0" distL="114300" distR="114300" simplePos="0" relativeHeight="251656192" behindDoc="0" locked="0" layoutInCell="1" allowOverlap="1" wp14:anchorId="4FCE1FF9" wp14:editId="4C05FBD2">
+          <wp:anchor distT="0" distB="0" distL="114300" distR="114300" simplePos="0" relativeHeight="251646976" behindDoc="0" locked="0" layoutInCell="1" allowOverlap="1" wp14:anchorId="467E0930" wp14:editId="2889CE68">
             <wp:simplePos x="0" y="0"/>
             <wp:positionH relativeFrom="column">
-              <wp:posOffset>2724785</wp:posOffset>
+              <wp:posOffset>2011680</wp:posOffset>
             </wp:positionH>
             <wp:positionV relativeFrom="paragraph">
-              <wp:posOffset>2176780</wp:posOffset>
+              <wp:posOffset>2517775</wp:posOffset>
             </wp:positionV>
-            <wp:extent cx="1513718" cy="1495425"/>
-            <wp:effectExtent l="0" t="0" r="0" b="0"/>
+            <wp:extent cx="3390758" cy="2026920"/>
+            <wp:effectExtent l="0" t="0" r="635" b="0"/>
             <wp:wrapNone/>
-            <wp:docPr id="1335571690" name="Picture 6"/>
+            <wp:docPr id="1131811211" name="Picture 6"/>
             <wp:cNvGraphicFramePr>
               <a:graphicFrameLocks xmlns:a="http://schemas.openxmlformats.org/drawingml/2006/main" noChangeAspect="1"/>
             </wp:cNvGraphicFramePr>
@@ -871,7 +1048,7 @@
               <a:graphicData uri="http://schemas.openxmlformats.org/drawingml/2006/picture">
                 <pic:pic xmlns:pic="http://schemas.openxmlformats.org/drawingml/2006/picture">
                   <pic:nvPicPr>
-                    <pic:cNvPr id="1335571690" name="Picture 1335571690"/>
+                    <pic:cNvPr id="1131811211" name="Picture 1131811211"/>
                     <pic:cNvPicPr/>
                   </pic:nvPicPr>
                   <pic:blipFill>
@@ -889,7 +1066,7 @@
                   <pic:spPr>
                     <a:xfrm>
                       <a:off x="0" y="0"/>
-                      <a:ext cx="1513718" cy="1495425"/>
+                      <a:ext cx="3390758" cy="2026920"/>
                     </a:xfrm>
                     <a:prstGeom prst="rect">
                       <a:avLst/>
@@ -917,7 +1094,7 @@
         <mc:AlternateContent>
           <mc:Choice Requires="wps">
             <w:drawing>
-              <wp:anchor distT="45720" distB="45720" distL="114300" distR="114300" simplePos="0" relativeHeight="251629568" behindDoc="0" locked="0" layoutInCell="1" allowOverlap="1" wp14:anchorId="632B52CA" wp14:editId="017F6FFC">
+              <wp:anchor distT="45720" distB="45720" distL="114300" distR="114300" simplePos="0" relativeHeight="251629568" behindDoc="0" locked="0" layoutInCell="1" allowOverlap="1" wp14:anchorId="632B52CA" wp14:editId="2A483E61">
                 <wp:simplePos x="0" y="0"/>
                 <wp:positionH relativeFrom="column">
                   <wp:posOffset>2153920</wp:posOffset>
@@ -1035,138 +1212,6 @@
                   </w:txbxContent>
                 </v:textbox>
               </v:shape>
-            </w:pict>
-          </mc:Fallback>
-        </mc:AlternateContent>
-      </w:r>
-      <w:r>
-        <w:rPr>
-          <w:rFonts w:ascii="Lucida Bright" w:hAnsi="Lucida Bright"/>
-          <w:noProof/>
-          <w:sz w:val="36"/>
-          <w:szCs w:val="36"/>
-        </w:rPr>
-        <mc:AlternateContent>
-          <mc:Choice Requires="wps">
-            <w:drawing>
-              <wp:anchor distT="0" distB="0" distL="114300" distR="114300" simplePos="0" relativeHeight="251633664" behindDoc="0" locked="0" layoutInCell="1" allowOverlap="1" wp14:anchorId="693A069B" wp14:editId="76A9E26C">
-                <wp:simplePos x="0" y="0"/>
-                <wp:positionH relativeFrom="column">
-                  <wp:posOffset>615950</wp:posOffset>
-                </wp:positionH>
-                <wp:positionV relativeFrom="paragraph">
-                  <wp:posOffset>2198370</wp:posOffset>
-                </wp:positionV>
-                <wp:extent cx="1687195" cy="0"/>
-                <wp:effectExtent l="57150" t="38100" r="65405" b="95250"/>
-                <wp:wrapNone/>
-                <wp:docPr id="1478695497" name="Straight Connector 9"/>
-                <wp:cNvGraphicFramePr/>
-                <a:graphic xmlns:a="http://schemas.openxmlformats.org/drawingml/2006/main">
-                  <a:graphicData uri="http://schemas.microsoft.com/office/word/2010/wordprocessingShape">
-                    <wps:wsp>
-                      <wps:cNvCnPr/>
-                      <wps:spPr>
-                        <a:xfrm>
-                          <a:off x="0" y="0"/>
-                          <a:ext cx="1687195" cy="0"/>
-                        </a:xfrm>
-                        <a:prstGeom prst="line">
-                          <a:avLst/>
-                        </a:prstGeom>
-                      </wps:spPr>
-                      <wps:style>
-                        <a:lnRef idx="3">
-                          <a:schemeClr val="dk1"/>
-                        </a:lnRef>
-                        <a:fillRef idx="0">
-                          <a:schemeClr val="dk1"/>
-                        </a:fillRef>
-                        <a:effectRef idx="2">
-                          <a:schemeClr val="dk1"/>
-                        </a:effectRef>
-                        <a:fontRef idx="minor">
-                          <a:schemeClr val="tx1"/>
-                        </a:fontRef>
-                      </wps:style>
-                      <wps:bodyPr/>
-                    </wps:wsp>
-                  </a:graphicData>
-                </a:graphic>
-              </wp:anchor>
-            </w:drawing>
-          </mc:Choice>
-          <mc:Fallback>
-            <w:pict>
-              <v:line w14:anchorId="69C98F2D" id="Straight Connector 9" o:spid="_x0000_s1026" style="position:absolute;z-index:251633664;visibility:visible;mso-wrap-style:square;mso-wrap-distance-left:9pt;mso-wrap-distance-top:0;mso-wrap-distance-right:9pt;mso-wrap-distance-bottom:0;mso-position-horizontal:absolute;mso-position-horizontal-relative:text;mso-position-vertical:absolute;mso-position-vertical-relative:text" from="48.5pt,173.1pt" to="181.35pt,173.1pt" o:gfxdata="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" strokecolor="black [3200]" strokeweight="3pt">
-                <v:shadow on="t" color="black" opacity="22937f" origin=",.5" offset="0,.63889mm"/>
-              </v:line>
-            </w:pict>
-          </mc:Fallback>
-        </mc:AlternateContent>
-      </w:r>
-      <w:r>
-        <w:rPr>
-          <w:rFonts w:ascii="Lucida Bright" w:hAnsi="Lucida Bright"/>
-          <w:noProof/>
-          <w:sz w:val="36"/>
-          <w:szCs w:val="36"/>
-        </w:rPr>
-        <mc:AlternateContent>
-          <mc:Choice Requires="wps">
-            <w:drawing>
-              <wp:anchor distT="0" distB="0" distL="114300" distR="114300" simplePos="0" relativeHeight="251645952" behindDoc="0" locked="0" layoutInCell="1" allowOverlap="1" wp14:anchorId="45752BB0" wp14:editId="5CD6CB25">
-                <wp:simplePos x="0" y="0"/>
-                <wp:positionH relativeFrom="column">
-                  <wp:posOffset>4684395</wp:posOffset>
-                </wp:positionH>
-                <wp:positionV relativeFrom="paragraph">
-                  <wp:posOffset>2199216</wp:posOffset>
-                </wp:positionV>
-                <wp:extent cx="1687195" cy="0"/>
-                <wp:effectExtent l="57150" t="38100" r="65405" b="95250"/>
-                <wp:wrapNone/>
-                <wp:docPr id="1059584092" name="Straight Connector 9"/>
-                <wp:cNvGraphicFramePr/>
-                <a:graphic xmlns:a="http://schemas.openxmlformats.org/drawingml/2006/main">
-                  <a:graphicData uri="http://schemas.microsoft.com/office/word/2010/wordprocessingShape">
-                    <wps:wsp>
-                      <wps:cNvCnPr/>
-                      <wps:spPr>
-                        <a:xfrm>
-                          <a:off x="0" y="0"/>
-                          <a:ext cx="1687195" cy="0"/>
-                        </a:xfrm>
-                        <a:prstGeom prst="line">
-                          <a:avLst/>
-                        </a:prstGeom>
-                      </wps:spPr>
-                      <wps:style>
-                        <a:lnRef idx="3">
-                          <a:schemeClr val="dk1"/>
-                        </a:lnRef>
-                        <a:fillRef idx="0">
-                          <a:schemeClr val="dk1"/>
-                        </a:fillRef>
-                        <a:effectRef idx="2">
-                          <a:schemeClr val="dk1"/>
-                        </a:effectRef>
-                        <a:fontRef idx="minor">
-                          <a:schemeClr val="tx1"/>
-                        </a:fontRef>
-                      </wps:style>
-                      <wps:bodyPr/>
-                    </wps:wsp>
-                  </a:graphicData>
-                </a:graphic>
-              </wp:anchor>
-            </w:drawing>
-          </mc:Choice>
-          <mc:Fallback>
-            <w:pict>
-              <v:line w14:anchorId="18A7BAC7" id="Straight Connector 9" o:spid="_x0000_s1026" style="position:absolute;z-index:251645952;visibility:visible;mso-wrap-style:square;mso-wrap-distance-left:9pt;mso-wrap-distance-top:0;mso-wrap-distance-right:9pt;mso-wrap-distance-bottom:0;mso-position-horizontal:absolute;mso-position-horizontal-relative:text;mso-position-vertical:absolute;mso-position-vertical-relative:text" from="368.85pt,173.15pt" to="501.7pt,173.15pt" o:gfxdata="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" strokecolor="black [3200]" strokeweight="3pt">
-                <v:shadow on="t" color="black" opacity="22937f" origin=",.5" offset="0,.63889mm"/>
-              </v:line>
             </w:pict>
           </mc:Fallback>
         </mc:AlternateContent>
